--- a/doc/Ready/cc_norm.docx
+++ b/doc/Ready/cc_norm.docx
@@ -69,15 +69,7 @@
               <w:pStyle w:val="TableParagraph"/>
             </w:pPr>
             <w:r>
-              <w:t xml:space="preserve">2. </w:t>
-            </w:r>
-            <w:proofErr w:type="spellStart"/>
-            <w:r>
-              <w:t>Нормоконтролер</w:t>
-            </w:r>
-            <w:proofErr w:type="spellEnd"/>
-            <w:r>
-              <w:t xml:space="preserve"> имеет право возвращать документацию без рассмотрения в случаях:</w:t>
+              <w:t>2. Нормоконтролер имеет право возвращать документацию без рассмотрения в случаях:</w:t>
             </w:r>
           </w:p>
           <w:p>
@@ -94,10 +86,7 @@
               <w:jc w:val="left"/>
             </w:pPr>
             <w:r>
-              <w:t xml:space="preserve">нарушения установленной </w:t>
-            </w:r>
-            <w:r>
-              <w:t>комплектности;</w:t>
+              <w:t>нарушения установленной комплектности;</w:t>
             </w:r>
           </w:p>
           <w:p>
@@ -139,15 +128,7 @@
               <w:pStyle w:val="TableParagraph"/>
             </w:pPr>
             <w:r>
-              <w:t xml:space="preserve">3. Устранение ошибок, указанных </w:t>
-            </w:r>
-            <w:proofErr w:type="spellStart"/>
-            <w:r>
-              <w:t>нормоконтролером</w:t>
-            </w:r>
-            <w:proofErr w:type="spellEnd"/>
-            <w:r>
-              <w:t>, обязательно.</w:t>
+              <w:t>3. Устранение ошибок, указанных нормоконтролером, обязательно.</w:t>
             </w:r>
           </w:p>
         </w:tc>
@@ -219,15 +200,7 @@
               <w:jc w:val="center"/>
             </w:pPr>
             <w:r>
-              <w:t xml:space="preserve">замечаний и предложений </w:t>
-            </w:r>
-            <w:proofErr w:type="spellStart"/>
-            <w:r>
-              <w:t>нормоконтролера</w:t>
-            </w:r>
-            <w:proofErr w:type="spellEnd"/>
-            <w:r>
-              <w:t xml:space="preserve"> по дипломному проекту студента</w:t>
+              <w:t>замечаний и предложений нормоконтролера по дипломному проекту студента</w:t>
             </w:r>
           </w:p>
         </w:tc>
@@ -273,7 +246,13 @@
               <w:jc w:val="center"/>
             </w:pPr>
             <w:r>
-              <w:t>группы 09.07.22 И.Д. Семенова</w:t>
+              <w:t xml:space="preserve">группы </w:t>
+            </w:r>
+            <w:r>
+              <w:t>0907-22</w:t>
+            </w:r>
+            <w:r>
+              <w:t xml:space="preserve"> И.Д. Семенова</w:t>
             </w:r>
           </w:p>
         </w:tc>
@@ -1091,11 +1070,9 @@
             <w:pPr>
               <w:pStyle w:val="TableText"/>
             </w:pPr>
-            <w:proofErr w:type="spellStart"/>
             <w:r>
               <w:t>Нормоконтролер</w:t>
             </w:r>
-            <w:proofErr w:type="spellEnd"/>
           </w:p>
         </w:tc>
         <w:tc>
